--- a/t40_s2.docx
+++ b/t40_s2.docx
@@ -3,2348 +3,998 @@
 <w:document xmlns:wpc="http://schemas.microsoft.com/office/word/2010/wordprocessingCanvas" xmlns:mo="http://schemas.microsoft.com/office/mac/office/2008/main" xmlns:mc="http://schemas.openxmlformats.org/markup-compatibility/2006" xmlns:mv="urn:schemas-microsoft-com:mac:vml" xmlns:o="urn:schemas-microsoft-com:office:office" xmlns:r="http://schemas.openxmlformats.org/officeDocument/2006/relationships" xmlns:m="http://schemas.openxmlformats.org/officeDocument/2006/math" xmlns:v="urn:schemas-microsoft-com:vml" xmlns:wp14="http://schemas.microsoft.com/office/word/2010/wordprocessingDrawing" xmlns:wp="http://schemas.openxmlformats.org/drawingml/2006/wordprocessingDrawing" xmlns:w10="urn:schemas-microsoft-com:office:word" xmlns:w="http://schemas.openxmlformats.org/wordprocessingml/2006/main" xmlns:w14="http://schemas.microsoft.com/office/word/2010/wordml" xmlns:wpg="http://schemas.microsoft.com/office/word/2010/wordprocessingGroup" xmlns:wpi="http://schemas.microsoft.com/office/word/2010/wordprocessingInk" xmlns:wne="http://schemas.microsoft.com/office/word/2006/wordml" xmlns:wps="http://schemas.microsoft.com/office/word/2010/wordprocessingShape" mc:Ignorable="w14 wp14">
   <w:body>
     <w:p>
-      <w:pPr>
-        <w:spacing w:after="40" w:before="120"/>
-      </w:pPr>
       <w:r>
-        <w:rPr>
-          <w:b w:val="0"/>
-          <w:i w:val="0"/>
-          <w:sz w:val="22"/>
-        </w:rPr>
-        <w:t>Question: A client with hypertension is prescribed a beta blocker. Which is the priority teaching point?</w:t>
+        <w:t xml:space="preserve">Question: A client with gout should avoid foods rich in:</w:t>
       </w:r>
     </w:p>
     <w:p>
-      <w:pPr>
-        <w:spacing w:after="0" w:before="0"/>
-      </w:pPr>
       <w:r>
-        <w:rPr>
-          <w:b w:val="0"/>
-          <w:i w:val="0"/>
-          <w:sz w:val="22"/>
-        </w:rPr>
-        <w:t>(a) Do not stop the drug abruptly, as it can cause rebound hypertension</w:t>
+        <w:t xml:space="preserve">(a) Calcium</w:t>
       </w:r>
     </w:p>
     <w:p>
-      <w:pPr>
-        <w:spacing w:after="0" w:before="0"/>
-      </w:pPr>
       <w:r>
-        <w:rPr>
-          <w:b w:val="0"/>
-          <w:i w:val="0"/>
-          <w:sz w:val="22"/>
-        </w:rPr>
-        <w:t>(b) Take the drug only when the blood pressure is high</w:t>
+        <w:t xml:space="preserve">(b) Purines</w:t>
       </w:r>
     </w:p>
     <w:p>
-      <w:pPr>
-        <w:spacing w:after="0" w:before="0"/>
-      </w:pPr>
       <w:r>
-        <w:rPr>
-          <w:b w:val="0"/>
-          <w:i w:val="0"/>
-          <w:sz w:val="22"/>
-        </w:rPr>
-        <w:t>(c) Expect to feel sedated all day</w:t>
+        <w:t xml:space="preserve">(c) Vitamin C</w:t>
       </w:r>
     </w:p>
     <w:p>
-      <w:pPr>
-        <w:spacing w:after="0" w:before="0"/>
-      </w:pPr>
       <w:r>
-        <w:rPr>
-          <w:b w:val="0"/>
-          <w:i w:val="0"/>
-          <w:sz w:val="22"/>
-        </w:rPr>
-        <w:t>(d) The drug works only if taken with food</w:t>
+        <w:t xml:space="preserve">(d) Fiber</w:t>
       </w:r>
     </w:p>
     <w:p>
-      <w:pPr>
-        <w:spacing w:after="0" w:before="40"/>
-      </w:pPr>
       <w:r>
-        <w:rPr>
-          <w:b/>
-          <w:i w:val="0"/>
-          <w:sz w:val="22"/>
-        </w:rPr>
-        <w:t>Answer: a</w:t>
+        <w:t xml:space="preserve">Answer: b</w:t>
       </w:r>
     </w:p>
     <w:p>
-      <w:pPr>
-        <w:spacing w:after="0" w:before="0"/>
-      </w:pPr>
       <w:r>
-        <w:rPr>
-          <w:b w:val="0"/>
-          <w:i w:val="0"/>
-          <w:sz w:val="21"/>
-        </w:rPr>
-        <w:t>Solution: Beta blockers must not be stopped abruptly because sudden withdrawal can cause rebound hypertension, tachycardia, and angina. They are taken regularly (b), not on demand, and sedation (c) is not a routine effect.</w:t>
+        <w:t xml:space="preserve">Solution: Purines (in organ meats, red meat, and some seafood) raise uric acid and trigger gout flares; such foods are limited.</w:t>
       </w:r>
     </w:p>
     <w:p>
-      <w:pPr>
-        <w:spacing w:after="0" w:before="0"/>
-      </w:pPr>
       <w:r>
-        <w:rPr>
-          <w:b w:val="0"/>
-          <w:i w:val="0"/>
-          <w:sz w:val="20"/>
-        </w:rPr>
-        <w:t>Positive Marks: 1</w:t>
+        <w:t xml:space="preserve">Positive Marks: 1</w:t>
       </w:r>
     </w:p>
     <w:p>
-      <w:pPr>
-        <w:spacing w:after="160" w:before="0"/>
-      </w:pPr>
       <w:r>
-        <w:rPr>
-          <w:b w:val="0"/>
-          <w:i w:val="0"/>
-          <w:sz w:val="20"/>
-        </w:rPr>
-        <w:t>Negative Marks: 0.25</w:t>
+        <w:t xml:space="preserve">Negative Marks: 0.25</w:t>
       </w:r>
     </w:p>
     <w:p>
-      <w:pPr>
-        <w:spacing w:after="40" w:before="120"/>
-      </w:pPr>
       <w:r>
-        <w:rPr>
-          <w:b w:val="0"/>
-          <w:i w:val="0"/>
-          <w:sz w:val="22"/>
-        </w:rPr>
-        <w:t>Question: A client with respiratory acidosis from chronic obstructive pulmonary disease has a pH of 7.28 and PaCO2 of 62 mmHg. Which is the priority nursing intervention?</w:t>
+        <w:t xml:space="preserve"/>
       </w:r>
     </w:p>
     <w:p>
-      <w:pPr>
-        <w:spacing w:after="0" w:before="0"/>
-      </w:pPr>
       <w:r>
-        <w:rPr>
-          <w:b w:val="0"/>
-          <w:i w:val="0"/>
-          <w:sz w:val="22"/>
-        </w:rPr>
-        <w:t>(a) Maintain a patent airway and support ventilation</w:t>
+        <w:t xml:space="preserve">Question: The correct sequence for putting on personal protective equipment is:</w:t>
       </w:r>
     </w:p>
     <w:p>
-      <w:pPr>
-        <w:spacing w:after="0" w:before="0"/>
-      </w:pPr>
       <w:r>
-        <w:rPr>
-          <w:b w:val="0"/>
-          <w:i w:val="0"/>
-          <w:sz w:val="22"/>
-        </w:rPr>
-        <w:t>(b) Administer sodium bicarbonate</w:t>
+        <w:t xml:space="preserve">(a) Gloves first, then gown</w:t>
       </w:r>
     </w:p>
     <w:p>
-      <w:pPr>
-        <w:spacing w:after="0" w:before="0"/>
-      </w:pPr>
       <w:r>
-        <w:rPr>
-          <w:b w:val="0"/>
-          <w:i w:val="0"/>
-          <w:sz w:val="22"/>
-        </w:rPr>
-        <w:t>(c) Increase the oxygen flow to 10 L/min</w:t>
+        <w:t xml:space="preserve">(b) Mask last</w:t>
       </w:r>
     </w:p>
     <w:p>
-      <w:pPr>
-        <w:spacing w:after="0" w:before="0"/>
-      </w:pPr>
       <w:r>
-        <w:rPr>
-          <w:b w:val="0"/>
-          <w:i w:val="0"/>
-          <w:sz w:val="22"/>
-        </w:rPr>
-        <w:t>(d) Give a sedative for anxiety</w:t>
+        <w:t xml:space="preserve">(c) Gown, mask, goggles, then gloves</w:t>
       </w:r>
     </w:p>
     <w:p>
-      <w:pPr>
-        <w:spacing w:after="0" w:before="40"/>
-      </w:pPr>
       <w:r>
-        <w:rPr>
-          <w:b/>
-          <w:i w:val="0"/>
-          <w:sz w:val="22"/>
-        </w:rPr>
-        <w:t>Answer: a</w:t>
+        <w:t xml:space="preserve">(d) No particular sequence is needed</w:t>
       </w:r>
     </w:p>
     <w:p>
-      <w:pPr>
-        <w:spacing w:after="0" w:before="0"/>
-      </w:pPr>
       <w:r>
-        <w:rPr>
-          <w:b w:val="0"/>
-          <w:i w:val="0"/>
-          <w:sz w:val="21"/>
-        </w:rPr>
-        <w:t>Solution: Respiratory acidosis is treated by improving ventilation—airway clearance, positioning, and ventilatory support—to lower PaCO2. Bicarbonate (b) treats metabolic acidosis, high-flow oxygen (c) risks CO2 narcosis in COPD, and sedatives (d) depress breathing.</w:t>
+        <w:t xml:space="preserve">Answer: c</w:t>
       </w:r>
     </w:p>
     <w:p>
-      <w:pPr>
-        <w:spacing w:after="0" w:before="0"/>
-      </w:pPr>
       <w:r>
-        <w:rPr>
-          <w:b w:val="0"/>
-          <w:i w:val="0"/>
-          <w:sz w:val="20"/>
-        </w:rPr>
-        <w:t>Positive Marks: 1</w:t>
+        <w:t xml:space="preserve">Solution: PPE is donned in the order gown, mask, goggles, gloves and removed in the reverse order (gloves first) to limit contamination.</w:t>
       </w:r>
     </w:p>
     <w:p>
-      <w:pPr>
-        <w:spacing w:after="160" w:before="0"/>
-      </w:pPr>
       <w:r>
-        <w:rPr>
-          <w:b w:val="0"/>
-          <w:i w:val="0"/>
-          <w:sz w:val="20"/>
-        </w:rPr>
-        <w:t>Negative Marks: 0.25</w:t>
+        <w:t xml:space="preserve">Positive Marks: 1</w:t>
       </w:r>
     </w:p>
     <w:p>
-      <w:pPr>
-        <w:spacing w:after="40" w:before="120"/>
-      </w:pPr>
       <w:r>
-        <w:rPr>
-          <w:b w:val="0"/>
-          <w:i w:val="0"/>
-          <w:sz w:val="22"/>
-        </w:rPr>
-        <w:t>Question: A client with HIV is started on antiretroviral therapy (ART). What is the main goal of this treatment?</w:t>
+        <w:t xml:space="preserve">Negative Marks: 0.25</w:t>
       </w:r>
     </w:p>
     <w:p>
-      <w:pPr>
-        <w:spacing w:after="0" w:before="0"/>
-      </w:pPr>
       <w:r>
-        <w:rPr>
-          <w:b w:val="0"/>
-          <w:i w:val="0"/>
-          <w:sz w:val="22"/>
-        </w:rPr>
-        <w:t>(a) Suppress viral replication and preserve immune function</w:t>
+        <w:t xml:space="preserve"/>
       </w:r>
     </w:p>
     <w:p>
-      <w:pPr>
-        <w:spacing w:after="0" w:before="0"/>
-      </w:pPr>
       <w:r>
-        <w:rPr>
-          <w:b w:val="0"/>
-          <w:i w:val="0"/>
-          <w:sz w:val="22"/>
-        </w:rPr>
-        <w:t>(b) Cure the infection completely</w:t>
+        <w:t xml:space="preserve">Question: Painless bright-red vaginal bleeding in the third trimester suggests:</w:t>
       </w:r>
     </w:p>
     <w:p>
-      <w:pPr>
-        <w:spacing w:after="0" w:before="0"/>
-      </w:pPr>
       <w:r>
-        <w:rPr>
-          <w:b w:val="0"/>
-          <w:i w:val="0"/>
-          <w:sz w:val="22"/>
-        </w:rPr>
-        <w:t>(c) Prevent all opportunistic infections forever</w:t>
+        <w:t xml:space="preserve">(a) Placenta previa</w:t>
       </w:r>
     </w:p>
     <w:p>
-      <w:pPr>
-        <w:spacing w:after="0" w:before="0"/>
-      </w:pPr>
       <w:r>
-        <w:rPr>
-          <w:b w:val="0"/>
-          <w:i w:val="0"/>
-          <w:sz w:val="22"/>
-        </w:rPr>
-        <w:t>(d) Replace the need for all other medications</w:t>
+        <w:t xml:space="preserve">(b) Abruptio placentae</w:t>
       </w:r>
     </w:p>
     <w:p>
-      <w:pPr>
-        <w:spacing w:after="0" w:before="40"/>
-      </w:pPr>
       <w:r>
-        <w:rPr>
-          <w:b/>
-          <w:i w:val="0"/>
-          <w:sz w:val="22"/>
-        </w:rPr>
-        <w:t>Answer: a</w:t>
+        <w:t xml:space="preserve">(c) Normal labor</w:t>
       </w:r>
     </w:p>
     <w:p>
-      <w:pPr>
-        <w:spacing w:after="0" w:before="0"/>
-      </w:pPr>
       <w:r>
-        <w:rPr>
-          <w:b w:val="0"/>
-          <w:i w:val="0"/>
-          <w:sz w:val="21"/>
-        </w:rPr>
-        <w:t>Solution: ART suppresses HIV replication, allowing CD4 counts to recover and immune function to be preserved, though it does not cure HIV. It reduces—but does not eliminate—the risk of opportunistic infections (c) and is not a cure (b).</w:t>
+        <w:t xml:space="preserve">(d) Vaginitis</w:t>
       </w:r>
     </w:p>
     <w:p>
-      <w:pPr>
-        <w:spacing w:after="0" w:before="0"/>
-      </w:pPr>
       <w:r>
-        <w:rPr>
-          <w:b w:val="0"/>
-          <w:i w:val="0"/>
-          <w:sz w:val="20"/>
-        </w:rPr>
-        <w:t>Positive Marks: 1</w:t>
+        <w:t xml:space="preserve">Answer: a</w:t>
       </w:r>
     </w:p>
     <w:p>
-      <w:pPr>
-        <w:spacing w:after="160" w:before="0"/>
-      </w:pPr>
       <w:r>
-        <w:rPr>
-          <w:b w:val="0"/>
-          <w:i w:val="0"/>
-          <w:sz w:val="20"/>
-        </w:rPr>
-        <w:t>Negative Marks: 0.25</w:t>
+        <w:t xml:space="preserve">Solution: Placenta previa presents with painless bright-red bleeding because the placenta covers the cervix; a vaginal exam is avoided.</w:t>
       </w:r>
     </w:p>
     <w:p>
-      <w:pPr>
-        <w:spacing w:after="40" w:before="120"/>
-      </w:pPr>
       <w:r>
-        <w:rPr>
-          <w:b w:val="0"/>
-          <w:i w:val="0"/>
-          <w:sz w:val="22"/>
-        </w:rPr>
-        <w:t>Question: A client is diagnosed with polycystic kidney disease. Which finding is most characteristic of this condition?</w:t>
+        <w:t xml:space="preserve">Positive Marks: 1</w:t>
       </w:r>
     </w:p>
     <w:p>
-      <w:pPr>
-        <w:spacing w:after="0" w:before="0"/>
-      </w:pPr>
       <w:r>
-        <w:rPr>
-          <w:b w:val="0"/>
-          <w:i w:val="0"/>
-          <w:sz w:val="22"/>
-        </w:rPr>
-        <w:t>(a) Multiple fluid-filled cysts in both kidneys with hypertension</w:t>
+        <w:t xml:space="preserve">Negative Marks: 0.25</w:t>
       </w:r>
     </w:p>
     <w:p>
-      <w:pPr>
-        <w:spacing w:after="0" w:before="0"/>
-      </w:pPr>
       <w:r>
-        <w:rPr>
-          <w:b w:val="0"/>
-          <w:i w:val="0"/>
-          <w:sz w:val="22"/>
-        </w:rPr>
-        <w:t>(b) A single small kidney</w:t>
+        <w:t xml:space="preserve"/>
       </w:r>
     </w:p>
     <w:p>
-      <w:pPr>
-        <w:spacing w:after="0" w:before="0"/>
-      </w:pPr>
       <w:r>
-        <w:rPr>
-          <w:b w:val="0"/>
-          <w:i w:val="0"/>
-          <w:sz w:val="22"/>
-        </w:rPr>
-        <w:t>(c) Normal kidney function with no symptoms ever</w:t>
+        <w:t xml:space="preserve">Question: A child under 2 months with cough has fast breathing (pneumonia) if the respiratory rate is:</w:t>
       </w:r>
     </w:p>
     <w:p>
-      <w:pPr>
-        <w:spacing w:after="0" w:before="0"/>
-      </w:pPr>
       <w:r>
-        <w:rPr>
-          <w:b w:val="0"/>
-          <w:i w:val="0"/>
-          <w:sz w:val="22"/>
-        </w:rPr>
-        <w:t>(d) Kidney stones in one ureter</w:t>
+        <w:t xml:space="preserve">(a) More than 20 breaths/min</w:t>
       </w:r>
     </w:p>
     <w:p>
-      <w:pPr>
-        <w:spacing w:after="0" w:before="40"/>
-      </w:pPr>
       <w:r>
-        <w:rPr>
-          <w:b/>
-          <w:i w:val="0"/>
-          <w:sz w:val="22"/>
-        </w:rPr>
-        <w:t>Answer: a</w:t>
+        <w:t xml:space="preserve">(b) More than 30 breaths/min</w:t>
       </w:r>
     </w:p>
     <w:p>
-      <w:pPr>
-        <w:spacing w:after="0" w:before="0"/>
-      </w:pPr>
       <w:r>
-        <w:rPr>
-          <w:b w:val="0"/>
-          <w:i w:val="0"/>
-          <w:sz w:val="21"/>
-        </w:rPr>
-        <w:t>Solution: Autosomal dominant polycystic kidney disease causes multiple cysts in both kidneys, with hypertension, flank pain, and progressive renal failure. The other options describe different renal conditions.</w:t>
+        <w:t xml:space="preserve">(c) More than 40 breaths/min</w:t>
       </w:r>
     </w:p>
     <w:p>
-      <w:pPr>
-        <w:spacing w:after="0" w:before="0"/>
-      </w:pPr>
       <w:r>
-        <w:rPr>
-          <w:b w:val="0"/>
-          <w:i w:val="0"/>
-          <w:sz w:val="20"/>
-        </w:rPr>
-        <w:t>Positive Marks: 1</w:t>
+        <w:t xml:space="preserve">(d) 60 or more breaths/min</w:t>
       </w:r>
     </w:p>
     <w:p>
-      <w:pPr>
-        <w:spacing w:after="160" w:before="0"/>
-      </w:pPr>
       <w:r>
-        <w:rPr>
-          <w:b w:val="0"/>
-          <w:i w:val="0"/>
-          <w:sz w:val="20"/>
-        </w:rPr>
-        <w:t>Negative Marks: 0.25</w:t>
+        <w:t xml:space="preserve">Answer: d</w:t>
       </w:r>
     </w:p>
     <w:p>
-      <w:pPr>
-        <w:spacing w:after="40" w:before="120"/>
-      </w:pPr>
       <w:r>
-        <w:rPr>
-          <w:b w:val="0"/>
-          <w:i w:val="0"/>
-          <w:sz w:val="22"/>
-        </w:rPr>
-        <w:t>Question: A 6-year-old falls on an outstretched hand and the forearm bends but does not break completely. This injury is a:</w:t>
+        <w:t xml:space="preserve">Solution: In infants under 2 months, a respiratory rate of 60/min or more indicates fast breathing; in older children it is 40 or 50/min respectively.</w:t>
       </w:r>
     </w:p>
     <w:p>
-      <w:pPr>
-        <w:spacing w:after="0" w:before="0"/>
-      </w:pPr>
       <w:r>
-        <w:rPr>
-          <w:b w:val="0"/>
-          <w:i w:val="0"/>
-          <w:sz w:val="22"/>
-        </w:rPr>
-        <w:t>(a) Greenstick fracture</w:t>
+        <w:t xml:space="preserve">Positive Marks: 1</w:t>
       </w:r>
     </w:p>
     <w:p>
-      <w:pPr>
-        <w:spacing w:after="0" w:before="0"/>
-      </w:pPr>
       <w:r>
-        <w:rPr>
-          <w:b w:val="0"/>
-          <w:i w:val="0"/>
-          <w:sz w:val="22"/>
-        </w:rPr>
-        <w:t>(b) Comminuted fracture</w:t>
+        <w:t xml:space="preserve">Negative Marks: 0.25</w:t>
       </w:r>
     </w:p>
     <w:p>
-      <w:pPr>
-        <w:spacing w:after="0" w:before="0"/>
-      </w:pPr>
       <w:r>
-        <w:rPr>
-          <w:b w:val="0"/>
-          <w:i w:val="0"/>
-          <w:sz w:val="22"/>
-        </w:rPr>
-        <w:t>(c) Transverse fracture</w:t>
+        <w:t xml:space="preserve"/>
       </w:r>
     </w:p>
     <w:p>
-      <w:pPr>
-        <w:spacing w:after="0" w:before="0"/>
-      </w:pPr>
       <w:r>
-        <w:rPr>
-          <w:b w:val="0"/>
-          <w:i w:val="0"/>
-          <w:sz w:val="22"/>
-        </w:rPr>
-        <w:t>(d) Pathologic fracture</w:t>
+        <w:t xml:space="preserve">Question: A client's ability to understand the cause and meaning of illness is called:</w:t>
       </w:r>
     </w:p>
     <w:p>
-      <w:pPr>
-        <w:spacing w:after="0" w:before="40"/>
-      </w:pPr>
       <w:r>
-        <w:rPr>
-          <w:b/>
-          <w:i w:val="0"/>
-          <w:sz w:val="22"/>
-        </w:rPr>
-        <w:t>Answer: a</w:t>
+        <w:t xml:space="preserve">(a) Memory</w:t>
       </w:r>
     </w:p>
     <w:p>
-      <w:pPr>
-        <w:spacing w:after="0" w:before="0"/>
-      </w:pPr>
       <w:r>
-        <w:rPr>
-          <w:b w:val="0"/>
-          <w:i w:val="0"/>
-          <w:sz w:val="21"/>
-        </w:rPr>
-        <w:t>Solution: A greenstick fracture is an incomplete fracture in which one side of the bone bends and the other breaks—common in children whose bones are soft. Comminuted (b) is shattered, transverse (c) is straight across, and pathologic (d) is from weakened bone.</w:t>
+        <w:t xml:space="preserve">(b) Insight</w:t>
       </w:r>
     </w:p>
     <w:p>
-      <w:pPr>
-        <w:spacing w:after="0" w:before="0"/>
-      </w:pPr>
       <w:r>
-        <w:rPr>
-          <w:b w:val="0"/>
-          <w:i w:val="0"/>
-          <w:sz w:val="20"/>
-        </w:rPr>
-        <w:t>Positive Marks: 1</w:t>
+        <w:t xml:space="preserve">(c) Judgment</w:t>
       </w:r>
     </w:p>
     <w:p>
-      <w:pPr>
-        <w:spacing w:after="160" w:before="0"/>
-      </w:pPr>
       <w:r>
-        <w:rPr>
-          <w:b w:val="0"/>
-          <w:i w:val="0"/>
-          <w:sz w:val="20"/>
-        </w:rPr>
-        <w:t>Negative Marks: 0.25</w:t>
+        <w:t xml:space="preserve">(d) Attention</w:t>
       </w:r>
     </w:p>
     <w:p>
-      <w:pPr>
-        <w:spacing w:after="40" w:before="120"/>
-      </w:pPr>
       <w:r>
-        <w:rPr>
-          <w:b w:val="0"/>
-          <w:i w:val="0"/>
-          <w:sz w:val="22"/>
-        </w:rPr>
-        <w:t>Question: A client sustains a pelvic fracture in a road traffic accident. Which is the priority assessment?</w:t>
+        <w:t xml:space="preserve">Answer: b</w:t>
       </w:r>
     </w:p>
     <w:p>
-      <w:pPr>
-        <w:spacing w:after="0" w:before="0"/>
-      </w:pPr>
       <w:r>
-        <w:rPr>
-          <w:b w:val="0"/>
-          <w:i w:val="0"/>
-          <w:sz w:val="22"/>
-        </w:rPr>
-        <w:t>(a) Hemodynamic status and signs of internal bleeding</w:t>
+        <w:t xml:space="preserve">Solution: Insight is the awareness and understanding of one's illness and its cause; judgment is the ability to make sound decisions.</w:t>
       </w:r>
     </w:p>
     <w:p>
-      <w:pPr>
-        <w:spacing w:after="0" w:before="0"/>
-      </w:pPr>
       <w:r>
-        <w:rPr>
-          <w:b w:val="0"/>
-          <w:i w:val="0"/>
-          <w:sz w:val="22"/>
-        </w:rPr>
-        <w:t>(b) Range of motion of the hip</w:t>
+        <w:t xml:space="preserve">Positive Marks: 1</w:t>
       </w:r>
     </w:p>
     <w:p>
-      <w:pPr>
-        <w:spacing w:after="0" w:before="0"/>
-      </w:pPr>
       <w:r>
-        <w:rPr>
-          <w:b w:val="0"/>
-          <w:i w:val="0"/>
-          <w:sz w:val="22"/>
-        </w:rPr>
-        <w:t>(c) Ability to bear weight</w:t>
+        <w:t xml:space="preserve">Negative Marks: 0.25</w:t>
       </w:r>
     </w:p>
     <w:p>
-      <w:pPr>
-        <w:spacing w:after="0" w:before="0"/>
-      </w:pPr>
       <w:r>
-        <w:rPr>
-          <w:b w:val="0"/>
-          <w:i w:val="0"/>
-          <w:sz w:val="22"/>
-        </w:rPr>
-        <w:t>(d) Pain scale alone</w:t>
+        <w:t xml:space="preserve"/>
       </w:r>
     </w:p>
     <w:p>
-      <w:pPr>
-        <w:spacing w:after="0" w:before="40"/>
-      </w:pPr>
       <w:r>
-        <w:rPr>
-          <w:b/>
-          <w:i w:val="0"/>
-          <w:sz w:val="22"/>
-        </w:rPr>
-        <w:t>Answer: a</w:t>
+        <w:t xml:space="preserve">Question: The main vector-control measure for malaria is:</w:t>
       </w:r>
     </w:p>
     <w:p>
-      <w:pPr>
-        <w:spacing w:after="0" w:before="0"/>
-      </w:pPr>
       <w:r>
-        <w:rPr>
-          <w:b w:val="0"/>
-          <w:i w:val="0"/>
-          <w:sz w:val="21"/>
-        </w:rPr>
-        <w:t>Solution: Pelvic fractures can cause life-threatening retroperitoneal haemorrhage, so hemodynamic status and signs of bleeding are the priority. The other assessments are secondary.</w:t>
+        <w:t xml:space="preserve">(a) Vaccinating mosquitoes</w:t>
       </w:r>
     </w:p>
     <w:p>
-      <w:pPr>
-        <w:spacing w:after="0" w:before="0"/>
-      </w:pPr>
       <w:r>
-        <w:rPr>
-          <w:b w:val="0"/>
-          <w:i w:val="0"/>
-          <w:sz w:val="20"/>
-        </w:rPr>
-        <w:t>Positive Marks: 1</w:t>
+        <w:t xml:space="preserve">(b) Providing clean needles</w:t>
       </w:r>
     </w:p>
     <w:p>
-      <w:pPr>
-        <w:spacing w:after="160" w:before="0"/>
-      </w:pPr>
       <w:r>
-        <w:rPr>
-          <w:b w:val="0"/>
-          <w:i w:val="0"/>
-          <w:sz w:val="20"/>
-        </w:rPr>
-        <w:t>Negative Marks: 0.25</w:t>
+        <w:t xml:space="preserve">(c) Insecticide-treated bed nets and indoor residual spraying</w:t>
       </w:r>
     </w:p>
     <w:p>
-      <w:pPr>
-        <w:spacing w:after="40" w:before="120"/>
-      </w:pPr>
       <w:r>
-        <w:rPr>
-          <w:b w:val="0"/>
-          <w:i w:val="0"/>
-          <w:sz w:val="22"/>
-        </w:rPr>
-        <w:t>Question: A nurse uses a temporal artery thermometer on a client. Which technique is correct?</w:t>
+        <w:t xml:space="preserve">(d) Chlorinating water</w:t>
       </w:r>
     </w:p>
     <w:p>
-      <w:pPr>
-        <w:spacing w:after="0" w:before="0"/>
-      </w:pPr>
       <w:r>
-        <w:rPr>
-          <w:b w:val="0"/>
-          <w:i w:val="0"/>
-          <w:sz w:val="22"/>
-        </w:rPr>
-        <w:t>(a) Slide the probe across the forehead from the centre to the hairline</w:t>
+        <w:t xml:space="preserve">Answer: c</w:t>
       </w:r>
     </w:p>
     <w:p>
-      <w:pPr>
-        <w:spacing w:after="0" w:before="0"/>
-      </w:pPr>
       <w:r>
-        <w:rPr>
-          <w:b w:val="0"/>
-          <w:i w:val="0"/>
-          <w:sz w:val="22"/>
-        </w:rPr>
-        <w:t>(b) Place the probe in the ear canal</w:t>
+        <w:t xml:space="preserve">Solution: ITNs and IRS kill and repel Anopheles mosquitoes, the malaria vector; chlorination targets waterborne disease.</w:t>
       </w:r>
     </w:p>
     <w:p>
-      <w:pPr>
-        <w:spacing w:after="0" w:before="0"/>
-      </w:pPr>
       <w:r>
-        <w:rPr>
-          <w:b w:val="0"/>
-          <w:i w:val="0"/>
-          <w:sz w:val="22"/>
-        </w:rPr>
-        <w:t>(c) Press the probe against the neck vein</w:t>
+        <w:t xml:space="preserve">Positive Marks: 1</w:t>
       </w:r>
     </w:p>
     <w:p>
-      <w:pPr>
-        <w:spacing w:after="0" w:before="0"/>
-      </w:pPr>
       <w:r>
-        <w:rPr>
-          <w:b w:val="0"/>
-          <w:i w:val="0"/>
-          <w:sz w:val="22"/>
-        </w:rPr>
-        <w:t>(d) Keep the probe stationary on the cheek</w:t>
+        <w:t xml:space="preserve">Negative Marks: 0.25</w:t>
       </w:r>
     </w:p>
     <w:p>
-      <w:pPr>
-        <w:spacing w:after="0" w:before="40"/>
-      </w:pPr>
       <w:r>
-        <w:rPr>
-          <w:b/>
-          <w:i w:val="0"/>
-          <w:sz w:val="22"/>
-        </w:rPr>
-        <w:t>Answer: a</w:t>
+        <w:t xml:space="preserve"/>
       </w:r>
     </w:p>
     <w:p>
-      <w:pPr>
-        <w:spacing w:after="0" w:before="0"/>
-      </w:pPr>
       <w:r>
-        <w:rPr>
-          <w:b w:val="0"/>
-          <w:i w:val="0"/>
-          <w:sz w:val="21"/>
-        </w:rPr>
-        <w:t>Solution: A temporal artery thermometer is swept across the forehead from the midline to the hairline to read the temperature of the temporal artery. The other placements are incorrect.</w:t>
+        <w:t xml:space="preserve">Question: Carbamazepine is used mainly to treat:</w:t>
       </w:r>
     </w:p>
     <w:p>
-      <w:pPr>
-        <w:spacing w:after="0" w:before="0"/>
-      </w:pPr>
       <w:r>
-        <w:rPr>
-          <w:b w:val="0"/>
-          <w:i w:val="0"/>
-          <w:sz w:val="20"/>
-        </w:rPr>
-        <w:t>Positive Marks: 1</w:t>
+        <w:t xml:space="preserve">(a) Epilepsy and trigeminal neuralgia</w:t>
       </w:r>
     </w:p>
     <w:p>
-      <w:pPr>
-        <w:spacing w:after="160" w:before="0"/>
-      </w:pPr>
       <w:r>
-        <w:rPr>
-          <w:b w:val="0"/>
-          <w:i w:val="0"/>
-          <w:sz w:val="20"/>
-        </w:rPr>
-        <w:t>Negative Marks: 0.25</w:t>
+        <w:t xml:space="preserve">(b) Hypertension</w:t>
       </w:r>
     </w:p>
     <w:p>
-      <w:pPr>
-        <w:spacing w:after="40" w:before="120"/>
-      </w:pPr>
       <w:r>
-        <w:rPr>
-          <w:b w:val="0"/>
-          <w:i w:val="0"/>
-          <w:sz w:val="22"/>
-        </w:rPr>
-        <w:t>Question: Which is the correct technique for administering an orogastric tube feeding?</w:t>
+        <w:t xml:space="preserve">(c) Diabetes</w:t>
       </w:r>
     </w:p>
     <w:p>
-      <w:pPr>
-        <w:spacing w:after="0" w:before="0"/>
-      </w:pPr>
       <w:r>
-        <w:rPr>
-          <w:b w:val="0"/>
-          <w:i w:val="0"/>
-          <w:sz w:val="22"/>
-        </w:rPr>
-        <w:t>(a) Verify placement by aspirating gastric contents and checking pH before feeding</w:t>
+        <w:t xml:space="preserve">(d) Tuberculosis</w:t>
       </w:r>
     </w:p>
     <w:p>
-      <w:pPr>
-        <w:spacing w:after="0" w:before="0"/>
-      </w:pPr>
       <w:r>
-        <w:rPr>
-          <w:b w:val="0"/>
-          <w:i w:val="0"/>
-          <w:sz w:val="22"/>
-        </w:rPr>
-        <w:t>(b) Rely on the length of tube inserted without verifying placement</w:t>
+        <w:t xml:space="preserve">Answer: a</w:t>
       </w:r>
     </w:p>
     <w:p>
-      <w:pPr>
-        <w:spacing w:after="0" w:before="0"/>
-      </w:pPr>
       <w:r>
-        <w:rPr>
-          <w:b w:val="0"/>
-          <w:i w:val="0"/>
-          <w:sz w:val="22"/>
-        </w:rPr>
-        <w:t>(c) Flush the tube with cold water before feeding</w:t>
+        <w:t xml:space="preserve">Solution: Carbamazepine is an anticonvulsant used in epilepsy and trigeminal neuralgia; it also stabilizes mood in bipolar disorder.</w:t>
       </w:r>
     </w:p>
     <w:p>
-      <w:pPr>
-        <w:spacing w:after="0" w:before="0"/>
-      </w:pPr>
       <w:r>
-        <w:rPr>
-          <w:b w:val="0"/>
-          <w:i w:val="0"/>
-          <w:sz w:val="22"/>
-        </w:rPr>
-        <w:t>(d) Give the feeding with the client flat on the back</w:t>
+        <w:t xml:space="preserve">Positive Marks: 1</w:t>
       </w:r>
     </w:p>
     <w:p>
-      <w:pPr>
-        <w:spacing w:after="0" w:before="40"/>
-      </w:pPr>
       <w:r>
-        <w:rPr>
-          <w:b/>
-          <w:i w:val="0"/>
-          <w:sz w:val="22"/>
-        </w:rPr>
-        <w:t>Answer: a</w:t>
+        <w:t xml:space="preserve">Negative Marks: 0.25</w:t>
       </w:r>
     </w:p>
     <w:p>
-      <w:pPr>
-        <w:spacing w:after="0" w:before="0"/>
-      </w:pPr>
       <w:r>
-        <w:rPr>
-          <w:b w:val="0"/>
-          <w:i w:val="0"/>
-          <w:sz w:val="21"/>
-        </w:rPr>
-        <w:t>Solution: Orogastric and nasogastric placement must be verified before each feeding by aspirating gastric contents (pH 5 or less) or X-ray confirmation. Length alone (b) is unreliable, and the client should be semi-Fowler's during feeding (d).</w:t>
+        <w:t xml:space="preserve"/>
       </w:r>
     </w:p>
     <w:p>
-      <w:pPr>
-        <w:spacing w:after="0" w:before="0"/>
-      </w:pPr>
       <w:r>
-        <w:rPr>
-          <w:b w:val="0"/>
-          <w:i w:val="0"/>
-          <w:sz w:val="20"/>
-        </w:rPr>
-        <w:t>Positive Marks: 1</w:t>
+        <w:t xml:space="preserve">Question: The autonomic nervous system controls:</w:t>
       </w:r>
     </w:p>
     <w:p>
-      <w:pPr>
-        <w:spacing w:after="160" w:before="0"/>
-      </w:pPr>
       <w:r>
-        <w:rPr>
-          <w:b w:val="0"/>
-          <w:i w:val="0"/>
-          <w:sz w:val="20"/>
-        </w:rPr>
-        <w:t>Negative Marks: 0.25</w:t>
+        <w:t xml:space="preserve">(a) Voluntary movement</w:t>
       </w:r>
     </w:p>
     <w:p>
-      <w:pPr>
-        <w:spacing w:after="40" w:before="120"/>
-      </w:pPr>
       <w:r>
-        <w:rPr>
-          <w:b w:val="0"/>
-          <w:i w:val="0"/>
-          <w:sz w:val="22"/>
-        </w:rPr>
-        <w:t>Question: Which is correct when giving a nebulizer treatment?</w:t>
+        <w:t xml:space="preserve">(b) Conscious thought</w:t>
       </w:r>
     </w:p>
     <w:p>
-      <w:pPr>
-        <w:spacing w:after="0" w:before="0"/>
-      </w:pPr>
       <w:r>
-        <w:rPr>
-          <w:b w:val="0"/>
-          <w:i w:val="0"/>
-          <w:sz w:val="22"/>
-        </w:rPr>
-        <w:t>(a) Have the client sit upright, breathe slowly and deeply through the mouthpiece for 10-15 minutes</w:t>
+        <w:t xml:space="preserve">(c) Memory</w:t>
       </w:r>
     </w:p>
     <w:p>
-      <w:pPr>
-        <w:spacing w:after="0" w:before="0"/>
-      </w:pPr>
       <w:r>
-        <w:rPr>
-          <w:b w:val="0"/>
-          <w:i w:val="0"/>
-          <w:sz w:val="22"/>
-        </w:rPr>
-        <w:t>(b) Have the client lie flat and breathe through the nose only</w:t>
+        <w:t xml:space="preserve">(d) Involuntary functions such as heart rate and digestion</w:t>
       </w:r>
     </w:p>
     <w:p>
-      <w:pPr>
-        <w:spacing w:after="0" w:before="0"/>
-      </w:pPr>
       <w:r>
-        <w:rPr>
-          <w:b w:val="0"/>
-          <w:i w:val="0"/>
-          <w:sz w:val="22"/>
-        </w:rPr>
-        <w:t>(c) Hold the nebulizer away from the mouth</w:t>
+        <w:t xml:space="preserve">Answer: d</w:t>
       </w:r>
     </w:p>
     <w:p>
-      <w:pPr>
-        <w:spacing w:after="0" w:before="0"/>
-      </w:pPr>
       <w:r>
-        <w:rPr>
-          <w:b w:val="0"/>
-          <w:i w:val="0"/>
-          <w:sz w:val="22"/>
-        </w:rPr>
-        <w:t>(d) Stop the treatment if any mist escapes</w:t>
+        <w:t xml:space="preserve">Solution: The autonomic nervous system regulates involuntary functions — heart rate, blood pressure, digestion, and gland secretion.</w:t>
       </w:r>
     </w:p>
     <w:p>
-      <w:pPr>
-        <w:spacing w:after="0" w:before="40"/>
-      </w:pPr>
       <w:r>
-        <w:rPr>
-          <w:b/>
-          <w:i w:val="0"/>
-          <w:sz w:val="22"/>
-        </w:rPr>
-        <w:t>Answer: a</w:t>
+        <w:t xml:space="preserve">Positive Marks: 1</w:t>
       </w:r>
     </w:p>
     <w:p>
-      <w:pPr>
-        <w:spacing w:after="0" w:before="0"/>
-      </w:pPr>
       <w:r>
-        <w:rPr>
-          <w:b w:val="0"/>
-          <w:i w:val="0"/>
-          <w:sz w:val="21"/>
-        </w:rPr>
-        <w:t>Solution: A nebulizer treatment is given with the client sitting upright, breathing slowly and deeply through the mouthpiece until the medication is aerosolised, about 10-15 minutes. The other techniques deliver less medication.</w:t>
+        <w:t xml:space="preserve">Negative Marks: 0.25</w:t>
       </w:r>
     </w:p>
     <w:p>
-      <w:pPr>
-        <w:spacing w:after="0" w:before="0"/>
-      </w:pPr>
       <w:r>
-        <w:rPr>
-          <w:b w:val="0"/>
-          <w:i w:val="0"/>
-          <w:sz w:val="20"/>
-        </w:rPr>
-        <w:t>Positive Marks: 1</w:t>
+        <w:t xml:space="preserve"/>
       </w:r>
     </w:p>
     <w:p>
-      <w:pPr>
-        <w:spacing w:after="160" w:before="0"/>
-      </w:pPr>
       <w:r>
-        <w:rPr>
-          <w:b w:val="0"/>
-          <w:i w:val="0"/>
-          <w:sz w:val="20"/>
-        </w:rPr>
-        <w:t>Negative Marks: 0.25</w:t>
+        <w:t xml:space="preserve">Question: A peak flow meter is used by clients with asthma to:</w:t>
       </w:r>
     </w:p>
     <w:p>
-      <w:pPr>
-        <w:spacing w:after="40" w:before="120"/>
-      </w:pPr>
       <w:r>
-        <w:rPr>
-          <w:b w:val="0"/>
-          <w:i w:val="0"/>
-          <w:sz w:val="22"/>
-        </w:rPr>
-        <w:t>Question: A postpartum client develops fever, lower abdominal pain, and foul-smelling lochia on day 4 after delivery. Which condition is most likely?</w:t>
+        <w:t xml:space="preserve">(a) Measure blood sugar</w:t>
       </w:r>
     </w:p>
     <w:p>
-      <w:pPr>
-        <w:spacing w:after="0" w:before="0"/>
-      </w:pPr>
       <w:r>
-        <w:rPr>
-          <w:b w:val="0"/>
-          <w:i w:val="0"/>
-          <w:sz w:val="22"/>
-        </w:rPr>
-        <w:t>(a) Endometritis</w:t>
+        <w:t xml:space="preserve">(b) Monitor airway obstruction and guide treatment</w:t>
       </w:r>
     </w:p>
     <w:p>
-      <w:pPr>
-        <w:spacing w:after="0" w:before="0"/>
-      </w:pPr>
       <w:r>
-        <w:rPr>
-          <w:b w:val="0"/>
-          <w:i w:val="0"/>
-          <w:sz w:val="22"/>
-        </w:rPr>
-        <w:t>(b) Mastitis</w:t>
+        <w:t xml:space="preserve">(c) Check hearing</w:t>
       </w:r>
     </w:p>
     <w:p>
-      <w:pPr>
-        <w:spacing w:after="0" w:before="0"/>
-      </w:pPr>
       <w:r>
-        <w:rPr>
-          <w:b w:val="0"/>
-          <w:i w:val="0"/>
-          <w:sz w:val="22"/>
-        </w:rPr>
-        <w:t>(c) Cystitis</w:t>
+        <w:t xml:space="preserve">(d) Measure body temperature</w:t>
       </w:r>
     </w:p>
     <w:p>
-      <w:pPr>
-        <w:spacing w:after="0" w:before="0"/>
-      </w:pPr>
       <w:r>
-        <w:rPr>
-          <w:b w:val="0"/>
-          <w:i w:val="0"/>
-          <w:sz w:val="22"/>
-        </w:rPr>
-        <w:t>(d) Wound infection</w:t>
+        <w:t xml:space="preserve">Answer: b</w:t>
       </w:r>
     </w:p>
     <w:p>
-      <w:pPr>
-        <w:spacing w:after="0" w:before="40"/>
-      </w:pPr>
       <w:r>
-        <w:rPr>
-          <w:b/>
-          <w:i w:val="0"/>
-          <w:sz w:val="22"/>
-        </w:rPr>
-        <w:t>Answer: a</w:t>
+        <w:t xml:space="preserve">Solution: Daily peak flow readings track airway narrowing so the client can act early, before symptoms appear.</w:t>
       </w:r>
     </w:p>
     <w:p>
-      <w:pPr>
-        <w:spacing w:after="0" w:before="0"/>
-      </w:pPr>
       <w:r>
-        <w:rPr>
-          <w:b w:val="0"/>
-          <w:i w:val="0"/>
-          <w:sz w:val="21"/>
-        </w:rPr>
-        <w:t>Solution: Endometritis, infection of the uterine lining, presents with fever, lower abdominal tenderness, and foul-smelling lochia after delivery. Mastitis (b) affects the breast, cystitis (c) the bladder with dysuria, and a wound infection (d) is localised to the incision.</w:t>
+        <w:t xml:space="preserve">Positive Marks: 1</w:t>
       </w:r>
     </w:p>
     <w:p>
-      <w:pPr>
-        <w:spacing w:after="0" w:before="0"/>
-      </w:pPr>
       <w:r>
-        <w:rPr>
-          <w:b w:val="0"/>
-          <w:i w:val="0"/>
-          <w:sz w:val="20"/>
-        </w:rPr>
-        <w:t>Positive Marks: 1</w:t>
+        <w:t xml:space="preserve">Negative Marks: 0.25</w:t>
       </w:r>
     </w:p>
     <w:p>
-      <w:pPr>
-        <w:spacing w:after="160" w:before="0"/>
-      </w:pPr>
       <w:r>
-        <w:rPr>
-          <w:b w:val="0"/>
-          <w:i w:val="0"/>
-          <w:sz w:val="20"/>
-        </w:rPr>
-        <w:t>Negative Marks: 0.25</w:t>
+        <w:t xml:space="preserve"/>
       </w:r>
     </w:p>
     <w:p>
-      <w:pPr>
-        <w:spacing w:after="40" w:before="120"/>
-      </w:pPr>
       <w:r>
-        <w:rPr>
-          <w:b w:val="0"/>
-          <w:i w:val="0"/>
-          <w:sz w:val="22"/>
-        </w:rPr>
-        <w:t>Question: A pregnancy continues beyond 42 weeks of gestation. Which is the primary concern?</w:t>
+        <w:t xml:space="preserve">Question: Universal salt iodization is an example of:</w:t>
       </w:r>
     </w:p>
     <w:p>
-      <w:pPr>
-        <w:spacing w:after="0" w:before="0"/>
-      </w:pPr>
       <w:r>
-        <w:rPr>
-          <w:b w:val="0"/>
-          <w:i w:val="0"/>
-          <w:sz w:val="22"/>
-        </w:rPr>
-        <w:t>(a) Placental insufficiency with fetal compromise</w:t>
+        <w:t xml:space="preserve">(a) Food substitution</w:t>
       </w:r>
     </w:p>
     <w:p>
-      <w:pPr>
-        <w:spacing w:after="0" w:before="0"/>
-      </w:pPr>
       <w:r>
-        <w:rPr>
-          <w:b w:val="0"/>
-          <w:i w:val="0"/>
-          <w:sz w:val="22"/>
-        </w:rPr>
-        <w:t>(b) Fetal macrosomia only</w:t>
+        <w:t xml:space="preserve">(b) Dietary counseling only</w:t>
       </w:r>
     </w:p>
     <w:p>
-      <w:pPr>
-        <w:spacing w:after="0" w:before="0"/>
-      </w:pPr>
       <w:r>
-        <w:rPr>
-          <w:b w:val="0"/>
-          <w:i w:val="0"/>
-          <w:sz w:val="22"/>
-        </w:rPr>
-        <w:t>(c) Increased fetal movement</w:t>
+        <w:t xml:space="preserve">(c) Food fortification</w:t>
       </w:r>
     </w:p>
     <w:p>
-      <w:pPr>
-        <w:spacing w:after="0" w:before="0"/>
-      </w:pPr>
       <w:r>
-        <w:rPr>
-          <w:b w:val="0"/>
-          <w:i w:val="0"/>
-          <w:sz w:val="22"/>
-        </w:rPr>
-        <w:t>(d) Decreased maternal weight gain</w:t>
+        <w:t xml:space="preserve">(d) Fasting</w:t>
       </w:r>
     </w:p>
     <w:p>
-      <w:pPr>
-        <w:spacing w:after="0" w:before="40"/>
-      </w:pPr>
       <w:r>
-        <w:rPr>
-          <w:b/>
-          <w:i w:val="0"/>
-          <w:sz w:val="22"/>
-        </w:rPr>
-        <w:t>Answer: a</w:t>
+        <w:t xml:space="preserve">Answer: c</w:t>
       </w:r>
     </w:p>
     <w:p>
-      <w:pPr>
-        <w:spacing w:after="0" w:before="0"/>
-      </w:pPr>
       <w:r>
-        <w:rPr>
-          <w:b w:val="0"/>
-          <w:i w:val="0"/>
-          <w:sz w:val="21"/>
-        </w:rPr>
-        <w:t>Solution: In post-term pregnancy, the ageing placenta becomes less efficient, increasing the risk of placental insufficiency, oligohydramnios, and fetal compromise, so fetal surveillance and often induction are needed. The other options are not the primary risk.</w:t>
+        <w:t xml:space="preserve">Solution: Adding iodine to salt fortifies a staple food, preventing iodine deficiency disorders at population level.</w:t>
       </w:r>
     </w:p>
     <w:p>
-      <w:pPr>
-        <w:spacing w:after="0" w:before="0"/>
-      </w:pPr>
       <w:r>
-        <w:rPr>
-          <w:b w:val="0"/>
-          <w:i w:val="0"/>
-          <w:sz w:val="20"/>
-        </w:rPr>
-        <w:t>Positive Marks: 1</w:t>
+        <w:t xml:space="preserve">Positive Marks: 1</w:t>
       </w:r>
     </w:p>
     <w:p>
-      <w:pPr>
-        <w:spacing w:after="160" w:before="0"/>
-      </w:pPr>
       <w:r>
-        <w:rPr>
-          <w:b w:val="0"/>
-          <w:i w:val="0"/>
-          <w:sz w:val="20"/>
-        </w:rPr>
-        <w:t>Negative Marks: 0.25</w:t>
+        <w:t xml:space="preserve">Negative Marks: 0.25</w:t>
       </w:r>
     </w:p>
     <w:p>
-      <w:pPr>
-        <w:spacing w:after="40" w:before="120"/>
-      </w:pPr>
       <w:r>
-        <w:rPr>
-          <w:b w:val="0"/>
-          <w:i w:val="0"/>
-          <w:sz w:val="22"/>
-        </w:rPr>
-        <w:t>Question: A pregnant client asks which substance can harm the developing fetus. The nurse should explain that a teratogen is:</w:t>
+        <w:t xml:space="preserve">Question: A reducible hernia is one that:</w:t>
       </w:r>
     </w:p>
     <w:p>
-      <w:pPr>
-        <w:spacing w:after="0" w:before="0"/>
-      </w:pPr>
       <w:r>
-        <w:rPr>
-          <w:b w:val="0"/>
-          <w:i w:val="0"/>
-          <w:sz w:val="22"/>
-        </w:rPr>
-        <w:t>(a) Any agent such as a drug, infection, or chemical that can cause fetal malformation</w:t>
+        <w:t xml:space="preserve">(a) Can be returned to the abdominal cavity</w:t>
       </w:r>
     </w:p>
     <w:p>
-      <w:pPr>
-        <w:spacing w:after="0" w:before="0"/>
-      </w:pPr>
       <w:r>
-        <w:rPr>
-          <w:b w:val="0"/>
-          <w:i w:val="0"/>
-          <w:sz w:val="22"/>
-        </w:rPr>
-        <w:t>(b) A vitamin required for fetal growth</w:t>
+        <w:t xml:space="preserve">(b) Cannot be pushed back</w:t>
       </w:r>
     </w:p>
     <w:p>
-      <w:pPr>
-        <w:spacing w:after="0" w:before="0"/>
-      </w:pPr>
       <w:r>
-        <w:rPr>
-          <w:b w:val="0"/>
-          <w:i w:val="0"/>
-          <w:sz w:val="22"/>
-        </w:rPr>
-        <w:t>(c) A type of ultrasound</w:t>
+        <w:t xml:space="preserve">(c) Is always strangulated</w:t>
       </w:r>
     </w:p>
     <w:p>
-      <w:pPr>
-        <w:spacing w:after="0" w:before="0"/>
-      </w:pPr>
       <w:r>
-        <w:rPr>
-          <w:b w:val="0"/>
-          <w:i w:val="0"/>
-          <w:sz w:val="22"/>
-        </w:rPr>
-        <w:t>(d) A normal fetal reflex</w:t>
+        <w:t xml:space="preserve">(d) Never causes symptoms</w:t>
       </w:r>
     </w:p>
     <w:p>
-      <w:pPr>
-        <w:spacing w:after="0" w:before="40"/>
-      </w:pPr>
       <w:r>
-        <w:rPr>
-          <w:b/>
-          <w:i w:val="0"/>
-          <w:sz w:val="22"/>
-        </w:rPr>
-        <w:t>Answer: a</w:t>
+        <w:t xml:space="preserve">Answer: a</w:t>
       </w:r>
     </w:p>
     <w:p>
-      <w:pPr>
-        <w:spacing w:after="0" w:before="0"/>
-      </w:pPr>
       <w:r>
-        <w:rPr>
-          <w:b w:val="0"/>
-          <w:i w:val="0"/>
-          <w:sz w:val="21"/>
-        </w:rPr>
-        <w:t>Solution: A teratogen is any agent—drugs, alcohol, infections, radiation—that can cause structural or functional abnormalities in the developing fetus. The other options are incorrect definitions.</w:t>
+        <w:t xml:space="preserve">Solution: A reducible hernia returns to the abdomen spontaneously or with gentle pressure; an irreducible (incarcerated) one cannot.</w:t>
       </w:r>
     </w:p>
     <w:p>
-      <w:pPr>
-        <w:spacing w:after="0" w:before="0"/>
-      </w:pPr>
       <w:r>
-        <w:rPr>
-          <w:b w:val="0"/>
-          <w:i w:val="0"/>
-          <w:sz w:val="20"/>
-        </w:rPr>
-        <w:t>Positive Marks: 1</w:t>
+        <w:t xml:space="preserve">Positive Marks: 1</w:t>
       </w:r>
     </w:p>
     <w:p>
-      <w:pPr>
-        <w:spacing w:after="160" w:before="0"/>
-      </w:pPr>
       <w:r>
-        <w:rPr>
-          <w:b w:val="0"/>
-          <w:i w:val="0"/>
-          <w:sz w:val="20"/>
-        </w:rPr>
-        <w:t>Negative Marks: 0.25</w:t>
+        <w:t xml:space="preserve">Negative Marks: 0.25</w:t>
       </w:r>
     </w:p>
     <w:p>
-      <w:pPr>
-        <w:spacing w:after="40" w:before="120"/>
-      </w:pPr>
       <w:r>
-        <w:rPr>
-          <w:b w:val="0"/>
-          <w:i w:val="0"/>
-          <w:sz w:val="22"/>
-        </w:rPr>
-        <w:t>Question: A client with schizophrenia has been on a first-generation antipsychotic for years and now has repetitive, involuntary tongue protrusion and lip smacking. Which condition should the nurse suspect?</w:t>
+        <w:t xml:space="preserve"/>
       </w:r>
     </w:p>
     <w:p>
-      <w:pPr>
-        <w:spacing w:after="0" w:before="0"/>
-      </w:pPr>
       <w:r>
-        <w:rPr>
-          <w:b w:val="0"/>
-          <w:i w:val="0"/>
-          <w:sz w:val="22"/>
-        </w:rPr>
-        <w:t>(a) Tardive dyskinesia</w:t>
+        <w:t xml:space="preserve">Question: On admission, the nurse's first priority is to:</w:t>
       </w:r>
     </w:p>
     <w:p>
-      <w:pPr>
-        <w:spacing w:after="0" w:before="0"/>
-      </w:pPr>
       <w:r>
-        <w:rPr>
-          <w:b w:val="0"/>
-          <w:i w:val="0"/>
-          <w:sz w:val="22"/>
-        </w:rPr>
-        <w:t>(b) Akathisia</w:t>
+        <w:t xml:space="preserve">(a) Complete all paperwork before seeing the client</w:t>
       </w:r>
     </w:p>
     <w:p>
-      <w:pPr>
-        <w:spacing w:after="0" w:before="0"/>
-      </w:pPr>
       <w:r>
-        <w:rPr>
-          <w:b w:val="0"/>
-          <w:i w:val="0"/>
-          <w:sz w:val="22"/>
-        </w:rPr>
-        <w:t>(c) Neuroleptic malignant syndrome</w:t>
+        <w:t xml:space="preserve">(b) Ask for payment</w:t>
       </w:r>
     </w:p>
     <w:p>
-      <w:pPr>
-        <w:spacing w:after="0" w:before="0"/>
-      </w:pPr>
       <w:r>
-        <w:rPr>
-          <w:b w:val="0"/>
-          <w:i w:val="0"/>
-          <w:sz w:val="22"/>
-        </w:rPr>
-        <w:t>(d) Dystonia</w:t>
+        <w:t xml:space="preserve">(c) Show the client around the entire hospital</w:t>
       </w:r>
     </w:p>
     <w:p>
-      <w:pPr>
-        <w:spacing w:after="0" w:before="40"/>
-      </w:pPr>
       <w:r>
-        <w:rPr>
-          <w:b/>
-          <w:i w:val="0"/>
-          <w:sz w:val="22"/>
-        </w:rPr>
-        <w:t>Answer: a</w:t>
+        <w:t xml:space="preserve">(d) Assess the client's condition and orient them to the unit</w:t>
       </w:r>
     </w:p>
     <w:p>
-      <w:pPr>
-        <w:spacing w:after="0" w:before="0"/>
-      </w:pPr>
       <w:r>
-        <w:rPr>
-          <w:b w:val="0"/>
-          <w:i w:val="0"/>
-          <w:sz w:val="21"/>
-        </w:rPr>
-        <w:t>Solution: Tardive dyskinesia is a late-onset, potentially irreversible movement disorder from long-term antipsychotic use, with orofacial movements such as tongue protrusion and lip smacking. Akathisia (b) is restlessness, NMS (d) is fever and rigidity, and acute dystonia (d) occurs early.</w:t>
+        <w:t xml:space="preserve">Answer: d</w:t>
       </w:r>
     </w:p>
     <w:p>
-      <w:pPr>
-        <w:spacing w:after="0" w:before="0"/>
-      </w:pPr>
       <w:r>
-        <w:rPr>
-          <w:b w:val="0"/>
-          <w:i w:val="0"/>
-          <w:sz w:val="20"/>
-        </w:rPr>
-        <w:t>Positive Marks: 1</w:t>
+        <w:t xml:space="preserve">Solution: Immediate assessment identifies urgent problems, and orientation reduces the anxiety of a new environment.</w:t>
       </w:r>
     </w:p>
     <w:p>
-      <w:pPr>
-        <w:spacing w:after="160" w:before="0"/>
-      </w:pPr>
       <w:r>
-        <w:rPr>
-          <w:b w:val="0"/>
-          <w:i w:val="0"/>
-          <w:sz w:val="20"/>
-        </w:rPr>
-        <w:t>Negative Marks: 0.25</w:t>
+        <w:t xml:space="preserve">Positive Marks: 1</w:t>
       </w:r>
     </w:p>
     <w:p>
-      <w:pPr>
-        <w:spacing w:after="40" w:before="120"/>
-      </w:pPr>
       <w:r>
-        <w:rPr>
-          <w:b w:val="0"/>
-          <w:i w:val="0"/>
-          <w:sz w:val="22"/>
-        </w:rPr>
-        <w:t>Question: A client on haloperidol develops high fever, muscle rigidity, altered consciousness, and labile blood pressure. Which condition is an emergency?</w:t>
+        <w:t xml:space="preserve">Negative Marks: 0.25</w:t>
       </w:r>
     </w:p>
     <w:p>
-      <w:pPr>
-        <w:spacing w:after="0" w:before="0"/>
-      </w:pPr>
       <w:r>
-        <w:rPr>
-          <w:b w:val="0"/>
-          <w:i w:val="0"/>
-          <w:sz w:val="22"/>
-        </w:rPr>
-        <w:t>(a) Neuroleptic malignant syndrome</w:t>
+        <w:t xml:space="preserve"/>
       </w:r>
     </w:p>
     <w:p>
-      <w:pPr>
-        <w:spacing w:after="0" w:before="0"/>
-      </w:pPr>
       <w:r>
-        <w:rPr>
-          <w:b w:val="0"/>
-          <w:i w:val="0"/>
-          <w:sz w:val="22"/>
-        </w:rPr>
-        <w:t>(b) Tardive dyskinesia</w:t>
+        <w:t xml:space="preserve">Question: Iron and folic acid supplements are given to pregnant women to prevent:</w:t>
       </w:r>
     </w:p>
     <w:p>
-      <w:pPr>
-        <w:spacing w:after="0" w:before="0"/>
-      </w:pPr>
       <w:r>
-        <w:rPr>
-          <w:b w:val="0"/>
-          <w:i w:val="0"/>
-          <w:sz w:val="22"/>
-        </w:rPr>
-        <w:t>(c) Serotonin syndrome</w:t>
+        <w:t xml:space="preserve">(a) Preeclampsia</w:t>
       </w:r>
     </w:p>
     <w:p>
-      <w:pPr>
-        <w:spacing w:after="0" w:before="0"/>
-      </w:pPr>
       <w:r>
-        <w:rPr>
-          <w:b w:val="0"/>
-          <w:i w:val="0"/>
-          <w:sz w:val="22"/>
-        </w:rPr>
-        <w:t>(d) Extrapyramidal symptoms</w:t>
+        <w:t xml:space="preserve">(b) Anemia</w:t>
       </w:r>
     </w:p>
     <w:p>
-      <w:pPr>
-        <w:spacing w:after="0" w:before="40"/>
-      </w:pPr>
       <w:r>
-        <w:rPr>
-          <w:b/>
-          <w:i w:val="0"/>
-          <w:sz w:val="22"/>
-        </w:rPr>
-        <w:t>Answer: a</w:t>
+        <w:t xml:space="preserve">(c) Gestational diabetes</w:t>
       </w:r>
     </w:p>
     <w:p>
-      <w:pPr>
-        <w:spacing w:after="0" w:before="0"/>
-      </w:pPr>
       <w:r>
-        <w:rPr>
-          <w:b w:val="0"/>
-          <w:i w:val="0"/>
-          <w:sz w:val="21"/>
-        </w:rPr>
-        <w:t>Solution: NMS is a life-threatening reaction to antipsychotics with hyperthermia, severe rigidity, autonomic instability, and altered mental status; the drug is stopped and supportive care given. Serotonin syndrome (c) follows serotonergic drugs, not antipsychotics.</w:t>
+        <w:t xml:space="preserve">(d) Infection</w:t>
       </w:r>
     </w:p>
     <w:p>
-      <w:pPr>
-        <w:spacing w:after="0" w:before="0"/>
-      </w:pPr>
       <w:r>
-        <w:rPr>
-          <w:b w:val="0"/>
-          <w:i w:val="0"/>
-          <w:sz w:val="20"/>
-        </w:rPr>
-        <w:t>Positive Marks: 1</w:t>
+        <w:t xml:space="preserve">Answer: b</w:t>
       </w:r>
     </w:p>
     <w:p>
-      <w:pPr>
-        <w:spacing w:after="160" w:before="0"/>
-      </w:pPr>
       <w:r>
-        <w:rPr>
-          <w:b w:val="0"/>
-          <w:i w:val="0"/>
-          <w:sz w:val="20"/>
-        </w:rPr>
-        <w:t>Negative Marks: 0.25</w:t>
+        <w:t xml:space="preserve">Solution: IFA supplements prevent and treat the anemia that complicates most pregnancies and increases maternal and fetal risk.</w:t>
       </w:r>
     </w:p>
     <w:p>
-      <w:pPr>
-        <w:spacing w:after="40" w:before="120"/>
-      </w:pPr>
       <w:r>
-        <w:rPr>
-          <w:b w:val="0"/>
-          <w:i w:val="0"/>
-          <w:sz w:val="22"/>
-        </w:rPr>
-        <w:t>Question: A newborn develops fever, poor feeding, and lethargy at 3 days of age, with a history of prolonged rupture of membranes. Which condition should the nurse suspect?</w:t>
+        <w:t xml:space="preserve">Positive Marks: 1</w:t>
       </w:r>
     </w:p>
     <w:p>
-      <w:pPr>
-        <w:spacing w:after="0" w:before="0"/>
-      </w:pPr>
       <w:r>
-        <w:rPr>
-          <w:b w:val="0"/>
-          <w:i w:val="0"/>
-          <w:sz w:val="22"/>
-        </w:rPr>
-        <w:t>(a) Neonatal sepsis</w:t>
+        <w:t xml:space="preserve">Negative Marks: 0.25</w:t>
       </w:r>
     </w:p>
     <w:p>
-      <w:pPr>
-        <w:spacing w:after="0" w:before="0"/>
-      </w:pPr>
       <w:r>
-        <w:rPr>
-          <w:b w:val="0"/>
-          <w:i w:val="0"/>
-          <w:sz w:val="22"/>
-        </w:rPr>
-        <w:t>(b) Physiologic jaundice</w:t>
+        <w:t xml:space="preserve"/>
       </w:r>
     </w:p>
     <w:p>
-      <w:pPr>
-        <w:spacing w:after="0" w:before="0"/>
-      </w:pPr>
       <w:r>
-        <w:rPr>
-          <w:b w:val="0"/>
-          <w:i w:val="0"/>
-          <w:sz w:val="22"/>
-        </w:rPr>
-        <w:t>(c) Pyloric stenosis</w:t>
+        <w:t xml:space="preserve">Question: A key cause of childhood obesity is:</w:t>
       </w:r>
     </w:p>
     <w:p>
-      <w:pPr>
-        <w:spacing w:after="0" w:before="0"/>
-      </w:pPr>
       <w:r>
-        <w:rPr>
-          <w:b w:val="0"/>
-          <w:i w:val="0"/>
-          <w:sz w:val="22"/>
-        </w:rPr>
-        <w:t>(d) Hirschsprung disease</w:t>
+        <w:t xml:space="preserve">(a) Exclusive breastfeeding</w:t>
       </w:r>
     </w:p>
     <w:p>
-      <w:pPr>
-        <w:spacing w:after="0" w:before="40"/>
-      </w:pPr>
       <w:r>
-        <w:rPr>
-          <w:b/>
-          <w:i w:val="0"/>
-          <w:sz w:val="22"/>
-        </w:rPr>
-        <w:t>Answer: a</w:t>
+        <w:t xml:space="preserve">(b) Regular outdoor play</w:t>
       </w:r>
     </w:p>
     <w:p>
-      <w:pPr>
-        <w:spacing w:after="0" w:before="0"/>
-      </w:pPr>
       <w:r>
-        <w:rPr>
-          <w:b w:val="0"/>
-          <w:i w:val="0"/>
-          <w:sz w:val="21"/>
-        </w:rPr>
-        <w:t>Solution: Neonatal sepsis—often from group B strep after prolonged rupture of membranes—presents with fever or hypothermia, poor feeding, and lethargy in the first days of life. The other conditions have different presentations.</w:t>
+        <w:t xml:space="preserve">(c) High intake of energy-dense foods with low physical activity</w:t>
       </w:r>
     </w:p>
     <w:p>
-      <w:pPr>
-        <w:spacing w:after="0" w:before="0"/>
-      </w:pPr>
       <w:r>
-        <w:rPr>
-          <w:b w:val="0"/>
-          <w:i w:val="0"/>
-          <w:sz w:val="20"/>
-        </w:rPr>
-        <w:t>Positive Marks: 1</w:t>
+        <w:t xml:space="preserve">(d) Adequate sleep</w:t>
       </w:r>
     </w:p>
     <w:p>
-      <w:pPr>
-        <w:spacing w:after="160" w:before="0"/>
-      </w:pPr>
       <w:r>
-        <w:rPr>
-          <w:b w:val="0"/>
-          <w:i w:val="0"/>
-          <w:sz w:val="20"/>
-        </w:rPr>
-        <w:t>Negative Marks: 0.25</w:t>
+        <w:t xml:space="preserve">Answer: c</w:t>
       </w:r>
     </w:p>
     <w:p>
-      <w:pPr>
-        <w:spacing w:after="40" w:before="120"/>
-      </w:pPr>
       <w:r>
-        <w:rPr>
-          <w:b w:val="0"/>
-          <w:i w:val="0"/>
-          <w:sz w:val="22"/>
-        </w:rPr>
-        <w:t>Question: A child bruises easily and has prolonged bleeding after minor cuts, with a family history of bleeding disorders. The child is found to lack von Willebrand factor. This condition is:</w:t>
+        <w:t xml:space="preserve">Solution: Excess energy intake with sedentary habits drives childhood obesity; breastfeeding, play, and sleep are protective.</w:t>
       </w:r>
     </w:p>
     <w:p>
-      <w:pPr>
-        <w:spacing w:after="0" w:before="0"/>
-      </w:pPr>
       <w:r>
-        <w:rPr>
-          <w:b w:val="0"/>
-          <w:i w:val="0"/>
-          <w:sz w:val="22"/>
-        </w:rPr>
-        <w:t>(a) Von Willebrand disease</w:t>
+        <w:t xml:space="preserve">Positive Marks: 1</w:t>
       </w:r>
     </w:p>
     <w:p>
-      <w:pPr>
-        <w:spacing w:after="0" w:before="0"/>
-      </w:pPr>
       <w:r>
-        <w:rPr>
-          <w:b w:val="0"/>
-          <w:i w:val="0"/>
-          <w:sz w:val="22"/>
-        </w:rPr>
-        <w:t>(b) Haemophilia A</w:t>
+        <w:t xml:space="preserve">Negative Marks: 0.25</w:t>
       </w:r>
     </w:p>
     <w:p>
-      <w:pPr>
-        <w:spacing w:after="0" w:before="0"/>
-      </w:pPr>
       <w:r>
-        <w:rPr>
-          <w:b w:val="0"/>
-          <w:i w:val="0"/>
-          <w:sz w:val="22"/>
-        </w:rPr>
-        <w:t>(c) Idiopathic thrombocytopenic purpura</w:t>
+        <w:t xml:space="preserve"/>
       </w:r>
     </w:p>
     <w:p>
-      <w:pPr>
-        <w:spacing w:after="0" w:before="0"/>
-      </w:pPr>
       <w:r>
-        <w:rPr>
-          <w:b w:val="0"/>
-          <w:i w:val="0"/>
-          <w:sz w:val="22"/>
-        </w:rPr>
-        <w:t>(d) Leukaemia</w:t>
+        <w:t xml:space="preserve">Question: According to Selye's general adaptation syndrome, the body responds to stress in which order?</w:t>
       </w:r>
     </w:p>
     <w:p>
-      <w:pPr>
-        <w:spacing w:after="0" w:before="40"/>
-      </w:pPr>
       <w:r>
-        <w:rPr>
-          <w:b/>
-          <w:i w:val="0"/>
-          <w:sz w:val="22"/>
-        </w:rPr>
-        <w:t>Answer: a</w:t>
+        <w:t xml:space="preserve">(a) Alarm, resistance, exhaustion</w:t>
       </w:r>
     </w:p>
     <w:p>
-      <w:pPr>
-        <w:spacing w:after="0" w:before="0"/>
-      </w:pPr>
       <w:r>
-        <w:rPr>
-          <w:b w:val="0"/>
-          <w:i w:val="0"/>
-          <w:sz w:val="21"/>
-        </w:rPr>
-        <w:t>Solution: Von Willebrand disease is the most common inherited bleeding disorder, caused by deficiency of von Willebrand factor, with mucosal bleeding and easy bruising. Haemophilia A (b) lacks factor VIII, and ITP (c) is an autoimmune platelet destruction.</w:t>
+        <w:t xml:space="preserve">(b) Exhaustion, alarm, resistance</w:t>
       </w:r>
     </w:p>
     <w:p>
-      <w:pPr>
-        <w:spacing w:after="0" w:before="0"/>
-      </w:pPr>
       <w:r>
-        <w:rPr>
-          <w:b w:val="0"/>
-          <w:i w:val="0"/>
-          <w:sz w:val="20"/>
-        </w:rPr>
-        <w:t>Positive Marks: 1</w:t>
+        <w:t xml:space="preserve">(c) Resistance, alarm, exhaustion</w:t>
       </w:r>
     </w:p>
     <w:p>
-      <w:pPr>
-        <w:spacing w:after="160" w:before="0"/>
-      </w:pPr>
       <w:r>
-        <w:rPr>
-          <w:b w:val="0"/>
-          <w:i w:val="0"/>
-          <w:sz w:val="20"/>
-        </w:rPr>
-        <w:t>Negative Marks: 0.25</w:t>
+        <w:t xml:space="preserve">(d) Alarm, exhaustion, resistance</w:t>
       </w:r>
     </w:p>
     <w:p>
-      <w:pPr>
-        <w:spacing w:after="40" w:before="120"/>
-      </w:pPr>
       <w:r>
-        <w:rPr>
-          <w:b w:val="0"/>
-          <w:i w:val="0"/>
-          <w:sz w:val="22"/>
-        </w:rPr>
-        <w:t>Question: The National Vector Borne Disease Control Programme (NVBDCP) focuses on the prevention and control of which group of diseases?</w:t>
+        <w:t xml:space="preserve">Answer: a</w:t>
       </w:r>
     </w:p>
     <w:p>
-      <w:pPr>
-        <w:spacing w:after="0" w:before="0"/>
-      </w:pPr>
       <w:r>
-        <w:rPr>
-          <w:b w:val="0"/>
-          <w:i w:val="0"/>
-          <w:sz w:val="22"/>
-        </w:rPr>
-        <w:t>(a) Malaria, dengue, kala-azar, filariasis, and Japanese encephalitis</w:t>
+        <w:t xml:space="preserve">Solution: The GAS has three phases: alarm (fight-or-flight), resistance (adaptation), and exhaustion (resource depletion).</w:t>
       </w:r>
     </w:p>
     <w:p>
-      <w:pPr>
-        <w:spacing w:after="0" w:before="0"/>
-      </w:pPr>
       <w:r>
-        <w:rPr>
-          <w:b w:val="0"/>
-          <w:i w:val="0"/>
-          <w:sz w:val="22"/>
-        </w:rPr>
-        <w:t>(b) Tuberculosis and leprosy</w:t>
+        <w:t xml:space="preserve">Positive Marks: 1</w:t>
       </w:r>
     </w:p>
     <w:p>
-      <w:pPr>
-        <w:spacing w:after="0" w:before="0"/>
-      </w:pPr>
       <w:r>
-        <w:rPr>
-          <w:b w:val="0"/>
-          <w:i w:val="0"/>
-          <w:sz w:val="22"/>
-        </w:rPr>
-        <w:t>(c) Diabetes and hypertension</w:t>
+        <w:t xml:space="preserve">Negative Marks: 0.25</w:t>
       </w:r>
     </w:p>
     <w:p>
-      <w:pPr>
-        <w:spacing w:after="0" w:before="0"/>
-      </w:pPr>
       <w:r>
-        <w:rPr>
-          <w:b w:val="0"/>
-          <w:i w:val="0"/>
-          <w:sz w:val="22"/>
-        </w:rPr>
-        <w:t>(d) Anaemia and goitre</w:t>
+        <w:t xml:space="preserve"/>
       </w:r>
     </w:p>
     <w:p>
-      <w:pPr>
-        <w:spacing w:after="0" w:before="40"/>
-      </w:pPr>
       <w:r>
-        <w:rPr>
-          <w:b/>
-          <w:i w:val="0"/>
-          <w:sz w:val="22"/>
-        </w:rPr>
-        <w:t>Answer: a</w:t>
+        <w:t xml:space="preserve">Question: Disease surveillance involves:</w:t>
       </w:r>
     </w:p>
     <w:p>
-      <w:pPr>
-        <w:spacing w:after="0" w:before="0"/>
-      </w:pPr>
       <w:r>
-        <w:rPr>
-          <w:b w:val="0"/>
-          <w:i w:val="0"/>
-          <w:sz w:val="21"/>
-        </w:rPr>
-        <w:t>Solution: NVBDCP addresses vector-borne diseases: malaria, dengue, kala-azar (visceral leishmaniasis), filariasis, Japanese encephalitis, and chikungunya. The other options are covered by different national programmes.</w:t>
+        <w:t xml:space="preserve">(a) Treating only hospitalized clients</w:t>
       </w:r>
     </w:p>
     <w:p>
-      <w:pPr>
-        <w:spacing w:after="0" w:before="0"/>
-      </w:pPr>
       <w:r>
-        <w:rPr>
-          <w:b w:val="0"/>
-          <w:i w:val="0"/>
-          <w:sz w:val="20"/>
-        </w:rPr>
-        <w:t>Positive Marks: 1</w:t>
+        <w:t xml:space="preserve">(b) Counting births only</w:t>
       </w:r>
     </w:p>
     <w:p>
-      <w:pPr>
-        <w:spacing w:after="160" w:before="0"/>
-      </w:pPr>
       <w:r>
-        <w:rPr>
-          <w:b w:val="0"/>
-          <w:i w:val="0"/>
-          <w:sz w:val="20"/>
-        </w:rPr>
-        <w:t>Negative Marks: 0.25</w:t>
+        <w:t xml:space="preserve">(c) Ignoring laboratory data</w:t>
       </w:r>
     </w:p>
     <w:p>
-      <w:pPr>
-        <w:spacing w:after="40" w:before="120"/>
-      </w:pPr>
       <w:r>
-        <w:rPr>
-          <w:b w:val="0"/>
-          <w:i w:val="0"/>
-          <w:sz w:val="22"/>
-        </w:rPr>
-        <w:t>Question: Which chemical is commonly used to disinfect water at the household level?</w:t>
+        <w:t xml:space="preserve">(d) Systematic collection and analysis of health data for action</w:t>
       </w:r>
     </w:p>
     <w:p>
-      <w:pPr>
-        <w:spacing w:after="0" w:before="0"/>
-      </w:pPr>
       <w:r>
-        <w:rPr>
-          <w:b w:val="0"/>
-          <w:i w:val="0"/>
-          <w:sz w:val="22"/>
-        </w:rPr>
-        <w:t>(a) Chlorine (bleaching powder)</w:t>
+        <w:t xml:space="preserve">Answer: d</w:t>
       </w:r>
     </w:p>
     <w:p>
-      <w:pPr>
-        <w:spacing w:after="0" w:before="0"/>
-      </w:pPr>
       <w:r>
-        <w:rPr>
-          <w:b w:val="0"/>
-          <w:i w:val="0"/>
-          <w:sz w:val="22"/>
-        </w:rPr>
-        <w:t>(b) Sulphuric acid</w:t>
+        <w:t xml:space="preserve">Solution: Surveillance continuously collects, analyzes, and interprets health data so outbreaks are detected and controlled early.</w:t>
       </w:r>
     </w:p>
     <w:p>
-      <w:pPr>
-        <w:spacing w:after="0" w:before="0"/>
-      </w:pPr>
       <w:r>
-        <w:rPr>
-          <w:b w:val="0"/>
-          <w:i w:val="0"/>
-          <w:sz w:val="22"/>
-        </w:rPr>
-        <w:t>(c) Mercury</w:t>
+        <w:t xml:space="preserve">Positive Marks: 1</w:t>
       </w:r>
     </w:p>
     <w:p>
-      <w:pPr>
-        <w:spacing w:after="0" w:before="0"/>
-      </w:pPr>
       <w:r>
-        <w:rPr>
-          <w:b w:val="0"/>
-          <w:i w:val="0"/>
-          <w:sz w:val="22"/>
-        </w:rPr>
-        <w:t>(d) Lead</w:t>
+        <w:t xml:space="preserve">Negative Marks: 0.25</w:t>
       </w:r>
     </w:p>
     <w:p>
-      <w:pPr>
-        <w:spacing w:after="0" w:before="40"/>
-      </w:pPr>
       <w:r>
-        <w:rPr>
-          <w:b/>
-          <w:i w:val="0"/>
-          <w:sz w:val="22"/>
-        </w:rPr>
-        <w:t>Answer: a</w:t>
+        <w:t xml:space="preserve"/>
       </w:r>
     </w:p>
     <w:p>
-      <w:pPr>
-        <w:spacing w:after="0" w:before="0"/>
-      </w:pPr>
       <w:r>
-        <w:rPr>
-          <w:b w:val="0"/>
-          <w:i w:val="0"/>
-          <w:sz w:val="21"/>
-        </w:rPr>
-        <w:t>Solution: Chlorine compounds such as bleaching powder are widely used to disinfect drinking water by destroying pathogenic organisms. The other options are toxic and not used for water disinfection.</w:t>
+        <w:t xml:space="preserve">Question: Taking warfarin with large amounts of leafy green vegetables can:</w:t>
       </w:r>
     </w:p>
     <w:p>
-      <w:pPr>
-        <w:spacing w:after="0" w:before="0"/>
-      </w:pPr>
       <w:r>
-        <w:rPr>
-          <w:b w:val="0"/>
-          <w:i w:val="0"/>
-          <w:sz w:val="20"/>
-        </w:rPr>
-        <w:t>Positive Marks: 1</w:t>
+        <w:t xml:space="preserve">(a) Increase the effect of warfarin</w:t>
       </w:r>
     </w:p>
     <w:p>
-      <w:pPr>
-        <w:spacing w:after="160" w:before="0"/>
-      </w:pPr>
       <w:r>
-        <w:rPr>
-          <w:b w:val="0"/>
-          <w:i w:val="0"/>
-          <w:sz w:val="20"/>
-        </w:rPr>
-        <w:t>Negative Marks: 0.25</w:t>
+        <w:t xml:space="preserve">(b) Reduce the effect of warfarin due to vitamin K</w:t>
       </w:r>
     </w:p>
     <w:p>
-      <w:pPr>
-        <w:spacing w:after="40" w:before="120"/>
-      </w:pPr>
       <w:r>
-        <w:rPr>
-          <w:b w:val="0"/>
-          <w:i w:val="0"/>
-          <w:sz w:val="22"/>
-        </w:rPr>
-        <w:t>Question: In-service education for nurses is best described as:</w:t>
+        <w:t xml:space="preserve">(c) Have no effect</w:t>
       </w:r>
     </w:p>
     <w:p>
-      <w:pPr>
-        <w:spacing w:after="0" w:before="0"/>
-      </w:pPr>
       <w:r>
-        <w:rPr>
-          <w:b w:val="0"/>
-          <w:i w:val="0"/>
-          <w:sz w:val="22"/>
-        </w:rPr>
-        <w:t>(a) Training provided to employed nurses to update their knowledge and skills on the job</w:t>
+        <w:t xml:space="preserve">(d) Cause allergies only</w:t>
       </w:r>
     </w:p>
     <w:p>
-      <w:pPr>
-        <w:spacing w:after="0" w:before="0"/>
-      </w:pPr>
       <w:r>
-        <w:rPr>
-          <w:b w:val="0"/>
-          <w:i w:val="0"/>
-          <w:sz w:val="22"/>
-        </w:rPr>
-        <w:t>(b) Basic education for nursing students</w:t>
+        <w:t xml:space="preserve">Answer: b</w:t>
       </w:r>
     </w:p>
     <w:p>
-      <w:pPr>
-        <w:spacing w:after="0" w:before="0"/>
-      </w:pPr>
       <w:r>
-        <w:rPr>
-          <w:b w:val="0"/>
-          <w:i w:val="0"/>
-          <w:sz w:val="22"/>
-        </w:rPr>
-        <w:t>(c) A one-time orientation for new staff only</w:t>
+        <w:t xml:space="preserve">Solution: Green leafy vegetables are rich in vitamin K, which opposes warfarin's anticoagulant effect — intake should stay consistent.</w:t>
       </w:r>
     </w:p>
     <w:p>
-      <w:pPr>
-        <w:spacing w:after="0" w:before="0"/>
-      </w:pPr>
       <w:r>
-        <w:rPr>
-          <w:b w:val="0"/>
-          <w:i w:val="0"/>
-          <w:sz w:val="22"/>
-        </w:rPr>
-        <w:t>(d) Education delivered only in universities</w:t>
+        <w:t xml:space="preserve">Positive Marks: 1</w:t>
       </w:r>
     </w:p>
     <w:p>
-      <w:pPr>
-        <w:spacing w:after="0" w:before="40"/>
-      </w:pPr>
       <w:r>
-        <w:rPr>
-          <w:b/>
-          <w:i w:val="0"/>
-          <w:sz w:val="22"/>
-        </w:rPr>
-        <w:t>Answer: a</w:t>
+        <w:t xml:space="preserve">Negative Marks: 0.25</w:t>
       </w:r>
     </w:p>
     <w:p>
-      <w:pPr>
-        <w:spacing w:after="0" w:before="0"/>
-      </w:pPr>
       <w:r>
-        <w:rPr>
-          <w:b w:val="0"/>
-          <w:i w:val="0"/>
-          <w:sz w:val="21"/>
-        </w:rPr>
-        <w:t>Solution: In-service education is ongoing training for employed nursing staff to maintain and update competencies, including new procedures and technologies. It is not limited to students (b), new staff (c), or universities (d).</w:t>
+        <w:t xml:space="preserve"/>
       </w:r>
     </w:p>
     <w:p>
-      <w:pPr>
-        <w:spacing w:after="0" w:before="0"/>
-      </w:pPr>
       <w:r>
-        <w:rPr>
-          <w:b w:val="0"/>
-          <w:i w:val="0"/>
-          <w:sz w:val="20"/>
-        </w:rPr>
-        <w:t>Positive Marks: 1</w:t>
+        <w:t xml:space="preserve">Question: How many lobes does the right lung have?</w:t>
       </w:r>
     </w:p>
     <w:p>
-      <w:pPr>
-        <w:spacing w:after="160" w:before="0"/>
-      </w:pPr>
       <w:r>
-        <w:rPr>
-          <w:b w:val="0"/>
-          <w:i w:val="0"/>
-          <w:sz w:val="20"/>
-        </w:rPr>
-        <w:t>Negative Marks: 0.25</w:t>
+        <w:t xml:space="preserve">(a) One</w:t>
       </w:r>
     </w:p>
     <w:p>
-      <w:pPr>
-        <w:spacing w:after="40" w:before="120"/>
-      </w:pPr>
       <w:r>
-        <w:rPr>
-          <w:b w:val="0"/>
-          <w:i w:val="0"/>
-          <w:sz w:val="22"/>
-        </w:rPr>
-        <w:t>Question: A nurse fails to check a client's allergy status and administers a drug that causes a severe reaction. The nurse may be liable for:</w:t>
+        <w:t xml:space="preserve">(b) Two</w:t>
       </w:r>
     </w:p>
     <w:p>
-      <w:pPr>
-        <w:spacing w:after="0" w:before="0"/>
-      </w:pPr>
       <w:r>
-        <w:rPr>
-          <w:b w:val="0"/>
-          <w:i w:val="0"/>
-          <w:sz w:val="22"/>
-        </w:rPr>
-        <w:t>(a) Negligence</w:t>
+        <w:t xml:space="preserve">(c) Three</w:t>
       </w:r>
     </w:p>
     <w:p>
-      <w:pPr>
-        <w:spacing w:after="0" w:before="0"/>
-      </w:pPr>
       <w:r>
-        <w:rPr>
-          <w:b w:val="0"/>
-          <w:i w:val="0"/>
-          <w:sz w:val="22"/>
-        </w:rPr>
-        <w:t>(b) Assault</w:t>
+        <w:t xml:space="preserve">(d) Five</w:t>
       </w:r>
     </w:p>
     <w:p>
-      <w:pPr>
-        <w:spacing w:after="0" w:before="0"/>
-      </w:pPr>
       <w:r>
-        <w:rPr>
-          <w:b w:val="0"/>
-          <w:i w:val="0"/>
-          <w:sz w:val="22"/>
-        </w:rPr>
-        <w:t>(c) Defamation</w:t>
+        <w:t xml:space="preserve">Answer: c</w:t>
       </w:r>
     </w:p>
     <w:p>
-      <w:pPr>
-        <w:spacing w:after="0" w:before="0"/>
-      </w:pPr>
       <w:r>
-        <w:rPr>
-          <w:b w:val="0"/>
-          <w:i w:val="0"/>
-          <w:sz w:val="22"/>
-        </w:rPr>
-        <w:t>(d) False imprisonment</w:t>
+        <w:t xml:space="preserve">Solution: The right lung has three lobes (upper, middle, lower); the left lung has two to accommodate the heart.</w:t>
       </w:r>
     </w:p>
     <w:p>
-      <w:pPr>
-        <w:spacing w:after="0" w:before="40"/>
-      </w:pPr>
       <w:r>
-        <w:rPr>
-          <w:b/>
-          <w:i w:val="0"/>
-          <w:sz w:val="22"/>
-        </w:rPr>
-        <w:t>Answer: a</w:t>
+        <w:t xml:space="preserve">Positive Marks: 1</w:t>
       </w:r>
     </w:p>
     <w:p>
-      <w:pPr>
-        <w:spacing w:after="0" w:before="0"/>
-      </w:pPr>
       <w:r>
-        <w:rPr>
-          <w:b w:val="0"/>
-          <w:i w:val="0"/>
-          <w:sz w:val="21"/>
-        </w:rPr>
-        <w:t>Solution: Negligence is the failure to act as a reasonably prudent nurse would, causing harm—here, failing to check allergies before giving a drug. Assault (b) is a threat, battery is harmful contact, defamation (c) damages reputation, and false imprisonment (d) is unlawful restraint.</w:t>
+        <w:t xml:space="preserve">Negative Marks: 0.25</w:t>
       </w:r>
     </w:p>
     <w:p>
-      <w:pPr>
-        <w:spacing w:after="0" w:before="0"/>
-      </w:pPr>
       <w:r>
-        <w:rPr>
-          <w:b w:val="0"/>
-          <w:i w:val="0"/>
-          <w:sz w:val="20"/>
-        </w:rPr>
-        <w:t>Positive Marks: 1</w:t>
+        <w:t xml:space="preserve"/>
       </w:r>
     </w:p>
     <w:p>
-      <w:pPr>
-        <w:spacing w:after="160" w:before="0"/>
-      </w:pPr>
       <w:r>
-        <w:rPr>
-          <w:b w:val="0"/>
-          <w:i w:val="0"/>
-          <w:sz w:val="20"/>
-        </w:rPr>
-        <w:t>Negative Marks: 0.25</w:t>
+        <w:t xml:space="preserve">Question: A client with a suspected spinal injury is immobilized on a:</w:t>
+      </w:r>
+    </w:p>
+    <w:p>
+      <w:r>
+        <w:t xml:space="preserve">(a) Backboard with a cervical collar</w:t>
+      </w:r>
+    </w:p>
+    <w:p>
+      <w:r>
+        <w:t xml:space="preserve">(b) Soft stretcher</w:t>
+      </w:r>
+    </w:p>
+    <w:p>
+      <w:r>
+        <w:t xml:space="preserve">(c) Chair</w:t>
+      </w:r>
+    </w:p>
+    <w:p>
+      <w:r>
+        <w:t xml:space="preserve">(d) Bed without a board</w:t>
+      </w:r>
+    </w:p>
+    <w:p>
+      <w:r>
+        <w:t xml:space="preserve">Answer: a</w:t>
+      </w:r>
+    </w:p>
+    <w:p>
+      <w:r>
+        <w:t xml:space="preserve">Solution: A rigid backboard with a cervical collar keeps the spine aligned during transport and prevents secondary cord injury.</w:t>
+      </w:r>
+    </w:p>
+    <w:p>
+      <w:r>
+        <w:t xml:space="preserve">Positive Marks: 1</w:t>
+      </w:r>
+    </w:p>
+    <w:p>
+      <w:r>
+        <w:t xml:space="preserve">Negative Marks: 0.25</w:t>
+      </w:r>
+    </w:p>
+    <w:p>
+      <w:r>
+        <w:t xml:space="preserve"/>
+      </w:r>
+    </w:p>
+    <w:p>
+      <w:r>
+        <w:t xml:space="preserve">Question: The daily protein requirement of an adult is approximately:</w:t>
+      </w:r>
+    </w:p>
+    <w:p>
+      <w:r>
+        <w:t xml:space="preserve">(a) 0.1 g/kg</w:t>
+      </w:r>
+    </w:p>
+    <w:p>
+      <w:r>
+        <w:t xml:space="preserve">(b) 5 g/kg</w:t>
+      </w:r>
+    </w:p>
+    <w:p>
+      <w:r>
+        <w:t xml:space="preserve">(c) 10 g/kg</w:t>
+      </w:r>
+    </w:p>
+    <w:p>
+      <w:r>
+        <w:t xml:space="preserve">(d) 0.8-1 g/kg</w:t>
+      </w:r>
+    </w:p>
+    <w:p>
+      <w:r>
+        <w:t xml:space="preserve">Answer: d</w:t>
+      </w:r>
+    </w:p>
+    <w:p>
+      <w:r>
+        <w:t xml:space="preserve">Solution: Adults need about 0.8-1 g of protein per kg of body weight daily; needs rise in pregnancy, illness, and growth.</w:t>
+      </w:r>
+    </w:p>
+    <w:p>
+      <w:r>
+        <w:t xml:space="preserve">Positive Marks: 1</w:t>
+      </w:r>
+    </w:p>
+    <w:p>
+      <w:r>
+        <w:t xml:space="preserve">Negative Marks: 0.25</w:t>
       </w:r>
     </w:p>
     <w:sectPr>
       <w:pgSz w:w="12240" w:h="15840"/>
-      <w:pgMar w:top="864" w:right="1008" w:bottom="864" w:left="1008" w:header="720" w:footer="720" w:gutter="0"/>
+      <w:pgMar w:top="1440" w:right="1800" w:bottom="1440" w:left="1800" w:header="720" w:footer="720" w:gutter="0"/>
       <w:cols w:space="720"/>
       <w:docGrid w:linePitch="360"/>
     </w:sectPr>
@@ -2715,10 +1365,6 @@
     <w:name w:val="Normal"/>
     <w:qFormat/>
     <w:rsid w:val="00FC693F"/>
-    <w:rPr>
-      <w:rFonts w:ascii="Calibri" w:hAnsi="Calibri"/>
-      <w:sz w:val="22"/>
-    </w:rPr>
   </w:style>
   <w:style w:type="paragraph" w:styleId="Header">
     <w:name w:val="header"/>
